--- a/8 ПРАКТИКА/docs/Инструкция_по_подготовке_отчета_по_практике_для_обучающихся_2.docx
+++ b/8 ПРАКТИКА/docs/Инструкция_по_подготовке_отчета_по_практике_для_обучающихся_2.docx
@@ -1,6 +1,6 @@
 
 <file path=word/document.xml><?xml version="1.0" encoding="utf-8"?>
-<w:document xmlns:wpc="http://schemas.microsoft.com/office/word/2010/wordprocessingCanvas" xmlns:cx="http://schemas.microsoft.com/office/drawing/2014/chartex" xmlns:mc="http://schemas.openxmlformats.org/markup-compatibility/2006" xmlns:o="urn:schemas-microsoft-com:office:office" xmlns:r="http://schemas.openxmlformats.org/officeDocument/2006/relationships" xmlns:m="http://schemas.openxmlformats.org/officeDocument/2006/math" xmlns:v="urn:schemas-microsoft-com:vml" xmlns:wp14="http://schemas.microsoft.com/office/word/2010/wordprocessingDrawing" xmlns:wp="http://schemas.openxmlformats.org/drawingml/2006/wordprocessingDrawing" xmlns:w10="urn:schemas-microsoft-com:office:word" xmlns:w="http://schemas.openxmlformats.org/wordprocessingml/2006/main" xmlns:w14="http://schemas.microsoft.com/office/word/2010/wordml" xmlns:w15="http://schemas.microsoft.com/office/word/2012/wordml" xmlns:w16se="http://schemas.microsoft.com/office/word/2015/wordml/symex" xmlns:wpg="http://schemas.microsoft.com/office/word/2010/wordprocessingGroup" xmlns:wpi="http://schemas.microsoft.com/office/word/2010/wordprocessingInk" xmlns:wne="http://schemas.microsoft.com/office/word/2006/wordml" xmlns:wps="http://schemas.microsoft.com/office/word/2010/wordprocessingShape" mc:Ignorable="w14 w15 w16se wp14">
+<w:document xmlns:wpc="http://schemas.microsoft.com/office/word/2010/wordprocessingCanvas" xmlns:cx="http://schemas.microsoft.com/office/drawing/2014/chartex" xmlns:cx1="http://schemas.microsoft.com/office/drawing/2015/9/8/chartex" xmlns:cx2="http://schemas.microsoft.com/office/drawing/2015/10/21/chartex" xmlns:cx3="http://schemas.microsoft.com/office/drawing/2016/5/9/chartex" xmlns:cx4="http://schemas.microsoft.com/office/drawing/2016/5/10/chartex" xmlns:cx5="http://schemas.microsoft.com/office/drawing/2016/5/11/chartex" xmlns:cx6="http://schemas.microsoft.com/office/drawing/2016/5/12/chartex" xmlns:cx7="http://schemas.microsoft.com/office/drawing/2016/5/13/chartex" xmlns:cx8="http://schemas.microsoft.com/office/drawing/2016/5/14/chartex" xmlns:mc="http://schemas.openxmlformats.org/markup-compatibility/2006" xmlns:aink="http://schemas.microsoft.com/office/drawing/2016/ink" xmlns:am3d="http://schemas.microsoft.com/office/drawing/2017/model3d" xmlns:o="urn:schemas-microsoft-com:office:office" xmlns:oel="http://schemas.microsoft.com/office/2019/extlst" xmlns:r="http://schemas.openxmlformats.org/officeDocument/2006/relationships" xmlns:m="http://schemas.openxmlformats.org/officeDocument/2006/math" xmlns:v="urn:schemas-microsoft-com:vml" xmlns:wp14="http://schemas.microsoft.com/office/word/2010/wordprocessingDrawing" xmlns:wp="http://schemas.openxmlformats.org/drawingml/2006/wordprocessingDrawing" xmlns:w10="urn:schemas-microsoft-com:office:word" xmlns:w="http://schemas.openxmlformats.org/wordprocessingml/2006/main" xmlns:w14="http://schemas.microsoft.com/office/word/2010/wordml" xmlns:w15="http://schemas.microsoft.com/office/word/2012/wordml" xmlns:w16cex="http://schemas.microsoft.com/office/word/2018/wordml/cex" xmlns:w16cid="http://schemas.microsoft.com/office/word/2016/wordml/cid" xmlns:w16="http://schemas.microsoft.com/office/word/2018/wordml" xmlns:w16sdtdh="http://schemas.microsoft.com/office/word/2020/wordml/sdtdatahash" xmlns:w16se="http://schemas.microsoft.com/office/word/2015/wordml/symex" xmlns:wpg="http://schemas.microsoft.com/office/word/2010/wordprocessingGroup" xmlns:wpi="http://schemas.microsoft.com/office/word/2010/wordprocessingInk" xmlns:wne="http://schemas.microsoft.com/office/word/2006/wordml" xmlns:wps="http://schemas.microsoft.com/office/word/2010/wordprocessingShape" mc:Ignorable="w14 w15 w16se w16cid w16 w16cex w16sdtdh wp14">
   <w:body>
     <w:p>
       <w:pPr>
@@ -749,7 +749,6 @@
         </w:rPr>
         <w:t xml:space="preserve"> организации и </w:t>
       </w:r>
-      <w:proofErr w:type="gramStart"/>
       <w:r>
         <w:rPr>
           <w:rStyle w:val="FontStyle15"/>
@@ -772,16 +771,7 @@
           <w:b/>
           <w:sz w:val="24"/>
         </w:rPr>
-        <w:t>руководителя</w:t>
-      </w:r>
-      <w:proofErr w:type="gramEnd"/>
-      <w:r>
-        <w:rPr>
-          <w:rStyle w:val="FontStyle15"/>
-          <w:b/>
-          <w:sz w:val="24"/>
-        </w:rPr>
-        <w:t xml:space="preserve"> </w:t>
+        <w:t xml:space="preserve">руководителя </w:t>
       </w:r>
       <w:r>
         <w:rPr>
@@ -865,23 +855,7 @@
           <w:rStyle w:val="FontStyle15"/>
           <w:sz w:val="24"/>
         </w:rPr>
-        <w:t xml:space="preserve"> отчета в системе </w:t>
-      </w:r>
-      <w:proofErr w:type="spellStart"/>
-      <w:r>
-        <w:rPr>
-          <w:rStyle w:val="FontStyle15"/>
-          <w:sz w:val="24"/>
-        </w:rPr>
-        <w:t>Антиплагиат</w:t>
-      </w:r>
-      <w:proofErr w:type="spellEnd"/>
-      <w:r>
-        <w:rPr>
-          <w:rStyle w:val="FontStyle15"/>
-          <w:sz w:val="24"/>
-        </w:rPr>
-        <w:t xml:space="preserve"> ВУЗ с подписью студента (</w:t>
+        <w:t xml:space="preserve"> отчета в системе Антиплагиат ВУЗ с подписью студента (</w:t>
       </w:r>
       <w:r>
         <w:rPr>
@@ -1148,7 +1122,6 @@
           </w:rPr>
           <w:t>.</w:t>
         </w:r>
-        <w:proofErr w:type="spellStart"/>
         <w:r>
           <w:rPr>
             <w:rStyle w:val="a9"/>
@@ -1157,7 +1130,6 @@
           </w:rPr>
           <w:t>ru</w:t>
         </w:r>
-        <w:proofErr w:type="spellEnd"/>
       </w:hyperlink>
       <w:r>
         <w:rPr>
@@ -1216,8 +1188,6 @@
         </w:rPr>
         <w:t>я</w:t>
       </w:r>
-      <w:bookmarkStart w:id="1" w:name="_GoBack"/>
-      <w:bookmarkEnd w:id="1"/>
       <w:r>
         <w:rPr>
           <w:rStyle w:val="FontStyle15"/>
@@ -1282,18 +1252,8 @@
           <w:b/>
           <w:sz w:val="28"/>
         </w:rPr>
-        <w:t>.</w:t>
-      </w:r>
-      <w:proofErr w:type="spellStart"/>
-      <w:r>
-        <w:rPr>
-          <w:rStyle w:val="FontStyle15"/>
-          <w:b/>
-          <w:sz w:val="28"/>
-        </w:rPr>
-        <w:t>pdf</w:t>
-      </w:r>
-      <w:proofErr w:type="spellEnd"/>
+        <w:t>.pdf</w:t>
+      </w:r>
       <w:r>
         <w:rPr>
           <w:rStyle w:val="FontStyle15"/>
@@ -1341,23 +1301,7 @@
           <w:rStyle w:val="FontStyle15"/>
           <w:sz w:val="28"/>
         </w:rPr>
-        <w:t>.</w:t>
-      </w:r>
-      <w:proofErr w:type="spellStart"/>
-      <w:r>
-        <w:rPr>
-          <w:rStyle w:val="FontStyle15"/>
-          <w:sz w:val="28"/>
-        </w:rPr>
-        <w:t>pdf</w:t>
-      </w:r>
-      <w:proofErr w:type="spellEnd"/>
-      <w:r>
-        <w:rPr>
-          <w:rStyle w:val="FontStyle15"/>
-          <w:sz w:val="28"/>
-        </w:rPr>
-        <w:t>-файла должно быть следующим:</w:t>
+        <w:t>.pdf-файла должно быть следующим:</w:t>
       </w:r>
       <w:r>
         <w:rPr>
@@ -1392,18 +1336,8 @@
           <w:i/>
           <w:sz w:val="28"/>
         </w:rPr>
-        <w:t>(</w:t>
-      </w:r>
-      <w:proofErr w:type="gramStart"/>
-      <w:r>
-        <w:rPr>
-          <w:rStyle w:val="FontStyle15"/>
-          <w:i/>
-          <w:sz w:val="28"/>
-        </w:rPr>
-        <w:t>например</w:t>
-      </w:r>
-      <w:proofErr w:type="gramEnd"/>
+        <w:t>(например</w:t>
+      </w:r>
       <w:r>
         <w:rPr>
           <w:rStyle w:val="FontStyle15"/>
@@ -1569,63 +1503,23 @@
           <w:color w:val="000000" w:themeColor="text1"/>
           <w:sz w:val="28"/>
         </w:rPr>
-        <w:t>.</w:t>
-      </w:r>
-      <w:proofErr w:type="spellStart"/>
-      <w:r>
-        <w:rPr>
-          <w:rStyle w:val="FontStyle15"/>
-          <w:b/>
-          <w:bCs/>
+        <w:t>.pdf.</w:t>
+      </w:r>
+      <w:r>
+        <w:rPr>
+          <w:rStyle w:val="FontStyle15"/>
           <w:color w:val="000000" w:themeColor="text1"/>
           <w:sz w:val="28"/>
         </w:rPr>
-        <w:t>pdf</w:t>
-      </w:r>
-      <w:proofErr w:type="spellEnd"/>
-      <w:r>
-        <w:rPr>
-          <w:rStyle w:val="FontStyle15"/>
-          <w:b/>
-          <w:bCs/>
+        <w:t xml:space="preserve">  </w:t>
+      </w:r>
+      <w:r>
+        <w:rPr>
+          <w:rStyle w:val="FontStyle15"/>
           <w:color w:val="000000" w:themeColor="text1"/>
           <w:sz w:val="28"/>
         </w:rPr>
-        <w:t>.</w:t>
-      </w:r>
-      <w:r>
-        <w:rPr>
-          <w:rStyle w:val="FontStyle15"/>
-          <w:color w:val="000000" w:themeColor="text1"/>
-          <w:sz w:val="28"/>
-        </w:rPr>
-        <w:t xml:space="preserve">  </w:t>
-      </w:r>
-      <w:r>
-        <w:rPr>
-          <w:rStyle w:val="FontStyle15"/>
-          <w:color w:val="000000" w:themeColor="text1"/>
-          <w:sz w:val="28"/>
-        </w:rPr>
-        <w:t>При формировании файла .</w:t>
-      </w:r>
-      <w:proofErr w:type="spellStart"/>
-      <w:r>
-        <w:rPr>
-          <w:rStyle w:val="FontStyle15"/>
-          <w:color w:val="000000" w:themeColor="text1"/>
-          <w:sz w:val="28"/>
-        </w:rPr>
-        <w:t>pdf</w:t>
-      </w:r>
-      <w:proofErr w:type="spellEnd"/>
-      <w:r>
-        <w:rPr>
-          <w:rStyle w:val="FontStyle15"/>
-          <w:color w:val="000000" w:themeColor="text1"/>
-          <w:sz w:val="28"/>
-        </w:rPr>
-        <w:t xml:space="preserve"> следует придерживаться следующей последовательности: </w:t>
+        <w:t xml:space="preserve">При формировании файла .pdf следует придерживаться следующей последовательности: </w:t>
       </w:r>
     </w:p>
     <w:p>
@@ -1806,25 +1700,7 @@
           <w:color w:val="000000" w:themeColor="text1"/>
           <w:sz w:val="28"/>
         </w:rPr>
-        <w:t xml:space="preserve">справка о проверке </w:t>
-      </w:r>
-      <w:proofErr w:type="gramStart"/>
-      <w:r>
-        <w:rPr>
-          <w:rStyle w:val="FontStyle15"/>
-          <w:color w:val="000000" w:themeColor="text1"/>
-          <w:sz w:val="28"/>
-        </w:rPr>
-        <w:t>отчета  в</w:t>
-      </w:r>
-      <w:proofErr w:type="gramEnd"/>
-      <w:r>
-        <w:rPr>
-          <w:rStyle w:val="FontStyle15"/>
-          <w:color w:val="000000" w:themeColor="text1"/>
-          <w:sz w:val="28"/>
-        </w:rPr>
-        <w:t xml:space="preserve"> системе Антиплагиат ВУЗ </w:t>
+        <w:t xml:space="preserve">справка о проверке отчета  в системе Антиплагиат ВУЗ </w:t>
       </w:r>
       <w:r>
         <w:rPr>
@@ -1942,105 +1818,24 @@
         <w:autoSpaceDN w:val="0"/>
         <w:adjustRightInd w:val="0"/>
         <w:spacing w:after="0" w:line="240" w:lineRule="auto"/>
-        <w:jc w:val="right"/>
-        <w:rPr>
-          <w:rFonts w:ascii="Times New Roman" w:eastAsia="Times New Roman" w:hAnsi="Times New Roman" w:cs="Times New Roman"/>
-          <w:i/>
-          <w:sz w:val="24"/>
-          <w:szCs w:val="24"/>
-          <w:lang w:eastAsia="ru-RU"/>
-        </w:rPr>
-      </w:pPr>
-      <w:r>
-        <w:rPr>
-          <w:rFonts w:ascii="Times New Roman" w:eastAsia="Times New Roman" w:hAnsi="Times New Roman" w:cs="Times New Roman"/>
-          <w:i/>
+        <w:jc w:val="center"/>
+        <w:rPr>
+          <w:rFonts w:ascii="Times New Roman" w:eastAsia="Times New Roman" w:hAnsi="Times New Roman" w:cs="Times New Roman"/>
+          <w:b/>
+          <w:sz w:val="24"/>
+          <w:szCs w:val="24"/>
+          <w:lang w:eastAsia="ru-RU"/>
+        </w:rPr>
+      </w:pPr>
+      <w:r>
+        <w:rPr>
+          <w:rFonts w:ascii="Times New Roman" w:eastAsia="Times New Roman" w:hAnsi="Times New Roman" w:cs="Times New Roman"/>
+          <w:b/>
           <w:sz w:val="24"/>
           <w:szCs w:val="24"/>
           <w:lang w:eastAsia="ru-RU"/>
         </w:rPr>
         <w:lastRenderedPageBreak/>
-        <w:t>П</w:t>
-      </w:r>
-      <w:r>
-        <w:rPr>
-          <w:rFonts w:ascii="Times New Roman" w:eastAsia="Times New Roman" w:hAnsi="Times New Roman" w:cs="Times New Roman"/>
-          <w:i/>
-          <w:sz w:val="24"/>
-          <w:szCs w:val="24"/>
-          <w:lang w:eastAsia="ru-RU"/>
-        </w:rPr>
-        <w:t>риложение 1</w:t>
-      </w:r>
-    </w:p>
-    <w:p>
-      <w:pPr>
-        <w:widowControl w:val="0"/>
-        <w:autoSpaceDE w:val="0"/>
-        <w:autoSpaceDN w:val="0"/>
-        <w:adjustRightInd w:val="0"/>
-        <w:spacing w:after="0" w:line="240" w:lineRule="auto"/>
-        <w:jc w:val="right"/>
-        <w:rPr>
-          <w:rFonts w:ascii="Times New Roman" w:eastAsia="Times New Roman" w:hAnsi="Times New Roman" w:cs="Times New Roman"/>
-          <w:i/>
-          <w:sz w:val="24"/>
-          <w:szCs w:val="24"/>
-          <w:lang w:eastAsia="ru-RU"/>
-        </w:rPr>
-      </w:pPr>
-      <w:r>
-        <w:rPr>
-          <w:rFonts w:ascii="Times New Roman" w:eastAsia="Times New Roman" w:hAnsi="Times New Roman" w:cs="Times New Roman"/>
-          <w:i/>
-          <w:sz w:val="24"/>
-          <w:szCs w:val="24"/>
-          <w:lang w:eastAsia="ru-RU"/>
-        </w:rPr>
-        <w:t xml:space="preserve">титульный лист отчета </w:t>
-      </w:r>
-    </w:p>
-    <w:p>
-      <w:pPr>
-        <w:widowControl w:val="0"/>
-        <w:autoSpaceDE w:val="0"/>
-        <w:autoSpaceDN w:val="0"/>
-        <w:adjustRightInd w:val="0"/>
-        <w:spacing w:after="0" w:line="240" w:lineRule="auto"/>
-        <w:jc w:val="right"/>
-        <w:rPr>
-          <w:rFonts w:ascii="Times New Roman" w:eastAsia="Times New Roman" w:hAnsi="Times New Roman" w:cs="Times New Roman"/>
-          <w:i/>
-          <w:sz w:val="24"/>
-          <w:szCs w:val="24"/>
-          <w:lang w:eastAsia="ru-RU"/>
-        </w:rPr>
-      </w:pPr>
-    </w:p>
-    <w:p>
-      <w:pPr>
-        <w:widowControl w:val="0"/>
-        <w:autoSpaceDE w:val="0"/>
-        <w:autoSpaceDN w:val="0"/>
-        <w:adjustRightInd w:val="0"/>
-        <w:spacing w:after="0" w:line="240" w:lineRule="auto"/>
-        <w:jc w:val="center"/>
-        <w:rPr>
-          <w:rFonts w:ascii="Times New Roman" w:eastAsia="Times New Roman" w:hAnsi="Times New Roman" w:cs="Times New Roman"/>
-          <w:b/>
-          <w:sz w:val="24"/>
-          <w:szCs w:val="24"/>
-          <w:lang w:eastAsia="ru-RU"/>
-        </w:rPr>
-      </w:pPr>
-      <w:r>
-        <w:rPr>
-          <w:rFonts w:ascii="Times New Roman" w:eastAsia="Times New Roman" w:hAnsi="Times New Roman" w:cs="Times New Roman"/>
-          <w:b/>
-          <w:sz w:val="24"/>
-          <w:szCs w:val="24"/>
-          <w:lang w:eastAsia="ru-RU"/>
-        </w:rPr>
         <w:t>Федеральное государственное бюджетное образовательное учреждение</w:t>
       </w:r>
     </w:p>
@@ -2220,23 +2015,8 @@
           <w:szCs w:val="24"/>
           <w:lang w:eastAsia="ru-RU"/>
         </w:rPr>
-        <w:t>Факультет ____________________</w:t>
-      </w:r>
-    </w:p>
-    <w:p>
-      <w:pPr>
-        <w:widowControl w:val="0"/>
-        <w:autoSpaceDE w:val="0"/>
-        <w:autoSpaceDN w:val="0"/>
-        <w:adjustRightInd w:val="0"/>
-        <w:spacing w:after="0" w:line="240" w:lineRule="auto"/>
-        <w:rPr>
-          <w:rFonts w:ascii="Times New Roman" w:eastAsia="Times New Roman" w:hAnsi="Times New Roman" w:cs="Times New Roman"/>
-          <w:sz w:val="24"/>
-          <w:szCs w:val="24"/>
-          <w:lang w:eastAsia="ru-RU"/>
-        </w:rPr>
-      </w:pPr>
+        <w:t xml:space="preserve">Факультет </w:t>
+      </w:r>
       <w:r>
         <w:rPr>
           <w:rFonts w:ascii="Times New Roman" w:eastAsia="Times New Roman" w:hAnsi="Times New Roman" w:cs="Times New Roman"/>
@@ -2244,7 +2024,55 @@
           <w:szCs w:val="24"/>
           <w:lang w:eastAsia="ru-RU"/>
         </w:rPr>
-        <w:t>Кафедра ______________________</w:t>
+        <w:t xml:space="preserve">  </w:t>
+      </w:r>
+      <w:r>
+        <w:rPr>
+          <w:rStyle w:val="FontStyle15"/>
+          <w:sz w:val="24"/>
+          <w:u w:val="single"/>
+        </w:rPr>
+        <w:t>Управления</w:t>
+      </w:r>
+    </w:p>
+    <w:p>
+      <w:pPr>
+        <w:spacing w:line="276" w:lineRule="auto"/>
+        <w:rPr>
+          <w:rFonts w:ascii="Times New Roman" w:hAnsi="Times New Roman"/>
+          <w:sz w:val="24"/>
+        </w:rPr>
+      </w:pPr>
+      <w:r>
+        <w:rPr>
+          <w:rFonts w:ascii="Times New Roman" w:eastAsia="Times New Roman" w:hAnsi="Times New Roman" w:cs="Times New Roman"/>
+          <w:sz w:val="26"/>
+          <w:szCs w:val="24"/>
+          <w:lang w:eastAsia="ru-RU"/>
+        </w:rPr>
+        <w:t xml:space="preserve">Кафедра </w:t>
+      </w:r>
+      <w:r>
+        <w:rPr>
+          <w:rStyle w:val="FontStyle15"/>
+          <w:sz w:val="24"/>
+          <w:u w:val="single"/>
+        </w:rPr>
+        <w:t>информатики и информационных технологий</w:t>
+      </w:r>
+      <w:r>
+        <w:rPr>
+          <w:rStyle w:val="FontStyle15"/>
+          <w:sz w:val="24"/>
+        </w:rPr>
+        <w:t>__</w:t>
+      </w:r>
+      <w:r>
+        <w:rPr>
+          <w:rStyle w:val="FontStyle15"/>
+          <w:sz w:val="24"/>
+        </w:rPr>
+        <w:t>_______________________</w:t>
       </w:r>
     </w:p>
     <w:p>
@@ -2269,7 +2097,22 @@
           <w:szCs w:val="24"/>
           <w:lang w:eastAsia="ru-RU"/>
         </w:rPr>
-        <w:t>Направление подготовки / Специальность ____________________</w:t>
+        <w:t xml:space="preserve">Направление подготовки / Специальность </w:t>
+      </w:r>
+      <w:r>
+        <w:rPr>
+          <w:rStyle w:val="FontStyle15"/>
+          <w:sz w:val="24"/>
+          <w:u w:val="single"/>
+        </w:rPr>
+        <w:t>09.03.03 Прикладная информатика</w:t>
+      </w:r>
+      <w:r>
+        <w:rPr>
+          <w:rStyle w:val="FontStyle15"/>
+          <w:sz w:val="24"/>
+        </w:rPr>
+        <w:t>___</w:t>
       </w:r>
     </w:p>
     <w:p>
@@ -2296,16 +2139,20 @@
         </w:rPr>
         <w:t>Образовательная программа</w:t>
       </w:r>
-      <w:bookmarkStart w:id="2" w:name="_Hlk113557943"/>
-      <w:bookmarkEnd w:id="2"/>
+      <w:bookmarkStart w:id="1" w:name="_Hlk113557943"/>
+      <w:bookmarkEnd w:id="1"/>
+      <w:r>
+        <w:t xml:space="preserve"> </w:t>
+      </w:r>
       <w:r>
         <w:rPr>
           <w:rFonts w:ascii="Times New Roman" w:eastAsia="Times New Roman" w:hAnsi="Times New Roman" w:cs="Times New Roman"/>
           <w:sz w:val="26"/>
           <w:szCs w:val="24"/>
-          <w:lang w:eastAsia="ru-RU"/>
-        </w:rPr>
-        <w:t xml:space="preserve"> ______________________________</w:t>
+          <w:u w:val="single"/>
+          <w:lang w:eastAsia="ru-RU"/>
+        </w:rPr>
+        <w:t>Корпоративные информационные системы управления</w:t>
       </w:r>
     </w:p>
     <w:p>
@@ -2409,57 +2256,54 @@
           <w:szCs w:val="24"/>
           <w:lang w:eastAsia="ru-RU"/>
         </w:rPr>
-        <w:t>о прохождении практики_______________________________________________________</w:t>
-      </w:r>
-      <w:r>
-        <w:rPr>
-          <w:rFonts w:ascii="Times New Roman" w:eastAsia="Times New Roman" w:hAnsi="Times New Roman" w:cs="Times New Roman"/>
-          <w:b/>
-          <w:sz w:val="24"/>
-          <w:szCs w:val="24"/>
-          <w:lang w:eastAsia="ru-RU"/>
-        </w:rPr>
-        <w:softHyphen/>
-      </w:r>
-      <w:r>
-        <w:rPr>
-          <w:rFonts w:ascii="Times New Roman" w:eastAsia="Times New Roman" w:hAnsi="Times New Roman" w:cs="Times New Roman"/>
-          <w:b/>
-          <w:sz w:val="24"/>
-          <w:szCs w:val="24"/>
-          <w:lang w:eastAsia="ru-RU"/>
-        </w:rPr>
-        <w:softHyphen/>
-      </w:r>
-      <w:r>
-        <w:rPr>
-          <w:rFonts w:ascii="Times New Roman" w:eastAsia="Times New Roman" w:hAnsi="Times New Roman" w:cs="Times New Roman"/>
-          <w:b/>
-          <w:sz w:val="24"/>
-          <w:szCs w:val="24"/>
-          <w:lang w:eastAsia="ru-RU"/>
-        </w:rPr>
-        <w:softHyphen/>
-      </w:r>
-      <w:r>
-        <w:rPr>
-          <w:rFonts w:ascii="Times New Roman" w:eastAsia="Times New Roman" w:hAnsi="Times New Roman" w:cs="Times New Roman"/>
-          <w:b/>
-          <w:sz w:val="24"/>
-          <w:szCs w:val="24"/>
-          <w:lang w:eastAsia="ru-RU"/>
-        </w:rPr>
-        <w:softHyphen/>
-      </w:r>
-      <w:r>
-        <w:rPr>
-          <w:rFonts w:ascii="Times New Roman" w:eastAsia="Times New Roman" w:hAnsi="Times New Roman" w:cs="Times New Roman"/>
-          <w:b/>
-          <w:sz w:val="24"/>
-          <w:szCs w:val="24"/>
-          <w:lang w:eastAsia="ru-RU"/>
-        </w:rPr>
-        <w:t>____</w:t>
+        <w:t xml:space="preserve">о прохождении </w:t>
+      </w:r>
+    </w:p>
+    <w:p>
+      <w:pPr>
+        <w:widowControl w:val="0"/>
+        <w:autoSpaceDE w:val="0"/>
+        <w:autoSpaceDN w:val="0"/>
+        <w:adjustRightInd w:val="0"/>
+        <w:spacing w:after="0" w:line="240" w:lineRule="auto"/>
+        <w:rPr>
+          <w:rFonts w:ascii="Times New Roman" w:eastAsia="Times New Roman" w:hAnsi="Times New Roman" w:cs="Times New Roman"/>
+          <w:b/>
+          <w:sz w:val="24"/>
+          <w:szCs w:val="24"/>
+          <w:lang w:eastAsia="ru-RU"/>
+        </w:rPr>
+      </w:pPr>
+      <w:r>
+        <w:rPr>
+          <w:rFonts w:ascii="Times New Roman" w:eastAsia="Times New Roman" w:hAnsi="Times New Roman" w:cs="Times New Roman"/>
+          <w:b/>
+          <w:sz w:val="24"/>
+          <w:szCs w:val="24"/>
+          <w:lang w:eastAsia="ru-RU"/>
+        </w:rPr>
+        <w:t>практики_______</w:t>
+      </w:r>
+      <w:r>
+        <w:rPr>
+          <w:rFonts w:ascii="Times New Roman" w:eastAsia="Times New Roman" w:hAnsi="Times New Roman" w:cs="Times New Roman"/>
+          <w:bCs/>
+          <w:sz w:val="24"/>
+          <w:szCs w:val="24"/>
+          <w:u w:val="single"/>
+          <w:lang w:eastAsia="ru-RU"/>
+        </w:rPr>
+        <w:t>Технологическая (проектно-технологическая)</w:t>
+      </w:r>
+      <w:r>
+        <w:rPr>
+          <w:rFonts w:ascii="Times New Roman" w:eastAsia="Times New Roman" w:hAnsi="Times New Roman" w:cs="Times New Roman"/>
+          <w:bCs/>
+          <w:sz w:val="24"/>
+          <w:szCs w:val="24"/>
+          <w:lang w:eastAsia="ru-RU"/>
+        </w:rPr>
+        <w:t>_______</w:t>
       </w:r>
     </w:p>
     <w:p>
@@ -2511,7 +2355,26 @@
           <w:szCs w:val="24"/>
           <w:lang w:eastAsia="ru-RU"/>
         </w:rPr>
-        <w:t>_____________________________________________________________________________</w:t>
+        <w:t>_________________________</w:t>
+      </w:r>
+      <w:r>
+        <w:rPr>
+          <w:rFonts w:ascii="Times New Roman" w:eastAsia="Times New Roman" w:hAnsi="Times New Roman" w:cs="Times New Roman"/>
+          <w:sz w:val="24"/>
+          <w:szCs w:val="24"/>
+          <w:u w:val="single"/>
+          <w:lang w:eastAsia="ru-RU"/>
+        </w:rPr>
+        <w:t>Соколов Дмитрий Александрович</w:t>
+      </w:r>
+      <w:r>
+        <w:rPr>
+          <w:rFonts w:ascii="Times New Roman" w:eastAsia="Times New Roman" w:hAnsi="Times New Roman" w:cs="Times New Roman"/>
+          <w:sz w:val="24"/>
+          <w:szCs w:val="24"/>
+          <w:lang w:eastAsia="ru-RU"/>
+        </w:rPr>
+        <w:t>_______________________</w:t>
       </w:r>
     </w:p>
     <w:p>
@@ -2563,7 +2426,45 @@
           <w:szCs w:val="24"/>
           <w:lang w:eastAsia="ru-RU"/>
         </w:rPr>
-        <w:t>_______ курс обучения                                                         учебная группа №________________</w:t>
+        <w:t>__</w:t>
+      </w:r>
+      <w:r>
+        <w:rPr>
+          <w:rFonts w:ascii="Times New Roman" w:eastAsia="Times New Roman" w:hAnsi="Times New Roman" w:cs="Times New Roman"/>
+          <w:sz w:val="24"/>
+          <w:szCs w:val="24"/>
+          <w:u w:val="single"/>
+          <w:lang w:eastAsia="ru-RU"/>
+        </w:rPr>
+        <w:t>3</w:t>
+      </w:r>
+      <w:r>
+        <w:rPr>
+          <w:rFonts w:ascii="Times New Roman" w:eastAsia="Times New Roman" w:hAnsi="Times New Roman" w:cs="Times New Roman"/>
+          <w:sz w:val="24"/>
+          <w:szCs w:val="24"/>
+          <w:lang w:eastAsia="ru-RU"/>
+        </w:rPr>
+        <w:t>___ курс обучения                                                         учебная группа №___</w:t>
+      </w:r>
+      <w:r>
+        <w:rPr>
+          <w:rFonts w:ascii="Times New Roman" w:eastAsia="Times New Roman" w:hAnsi="Times New Roman" w:cs="Times New Roman"/>
+          <w:sz w:val="24"/>
+          <w:szCs w:val="24"/>
+          <w:u w:val="single"/>
+          <w:lang w:eastAsia="ru-RU"/>
+        </w:rPr>
+        <w:t>Ик-731</w:t>
+      </w:r>
+      <w:r>
+        <w:rPr>
+          <w:rFonts w:ascii="Times New Roman" w:eastAsia="Times New Roman" w:hAnsi="Times New Roman" w:cs="Times New Roman"/>
+          <w:sz w:val="24"/>
+          <w:szCs w:val="24"/>
+          <w:lang w:eastAsia="ru-RU"/>
+        </w:rPr>
+        <w:t>_______</w:t>
       </w:r>
     </w:p>
     <w:p>
@@ -2612,16 +2513,87 @@
           <w:szCs w:val="24"/>
           <w:lang w:eastAsia="ru-RU"/>
         </w:rPr>
-        <w:t>__________________________________________________</w:t>
-      </w:r>
-      <w:r>
-        <w:rPr>
-          <w:rFonts w:ascii="Times New Roman" w:eastAsia="Times New Roman" w:hAnsi="Times New Roman" w:cs="Times New Roman"/>
-          <w:sz w:val="24"/>
-          <w:szCs w:val="24"/>
-          <w:lang w:eastAsia="ru-RU"/>
-        </w:rPr>
-        <w:t xml:space="preserve"> </w:t>
+        <w:t>___</w:t>
+      </w:r>
+      <w:r>
+        <w:rPr>
+          <w:rFonts w:ascii="Times New Roman" w:eastAsia="Times New Roman" w:hAnsi="Times New Roman" w:cs="Times New Roman"/>
+          <w:sz w:val="24"/>
+          <w:szCs w:val="24"/>
+          <w:u w:val="single"/>
+          <w:lang w:eastAsia="ru-RU"/>
+        </w:rPr>
+        <w:t>ООО «РТУ»__Отдел проектных разработо</w:t>
+      </w:r>
+      <w:r>
+        <w:rPr>
+          <w:rFonts w:ascii="Times New Roman" w:eastAsia="Times New Roman" w:hAnsi="Times New Roman" w:cs="Times New Roman"/>
+          <w:sz w:val="24"/>
+          <w:szCs w:val="24"/>
+          <w:u w:val="single"/>
+          <w:lang w:eastAsia="ru-RU"/>
+        </w:rPr>
+        <w:t>к</w:t>
+      </w:r>
+      <w:r>
+        <w:rPr>
+          <w:rFonts w:ascii="Times New Roman" w:eastAsia="Times New Roman" w:hAnsi="Times New Roman" w:cs="Times New Roman"/>
+          <w:sz w:val="24"/>
+          <w:szCs w:val="24"/>
+          <w:u w:val="single"/>
+          <w:lang w:eastAsia="ru-RU"/>
+        </w:rPr>
+        <w:tab/>
+      </w:r>
+      <w:r>
+        <w:rPr>
+          <w:rFonts w:ascii="Times New Roman" w:eastAsia="Times New Roman" w:hAnsi="Times New Roman" w:cs="Times New Roman"/>
+          <w:sz w:val="24"/>
+          <w:szCs w:val="24"/>
+          <w:u w:val="single"/>
+          <w:lang w:eastAsia="ru-RU"/>
+        </w:rPr>
+        <w:tab/>
+      </w:r>
+      <w:r>
+        <w:rPr>
+          <w:rFonts w:ascii="Times New Roman" w:eastAsia="Times New Roman" w:hAnsi="Times New Roman" w:cs="Times New Roman"/>
+          <w:sz w:val="24"/>
+          <w:szCs w:val="24"/>
+          <w:u w:val="single"/>
+          <w:lang w:eastAsia="ru-RU"/>
+        </w:rPr>
+        <w:t xml:space="preserve"> Департамента унифицированных коммуникаций Основного подразделения</w:t>
+      </w:r>
+      <w:r>
+        <w:rPr>
+          <w:rFonts w:ascii="Times New Roman" w:eastAsia="Times New Roman" w:hAnsi="Times New Roman" w:cs="Times New Roman"/>
+          <w:sz w:val="24"/>
+          <w:szCs w:val="24"/>
+          <w:u w:val="single"/>
+          <w:lang w:eastAsia="ru-RU"/>
+        </w:rPr>
+        <w:tab/>
+      </w:r>
+      <w:r>
+        <w:rPr>
+          <w:rFonts w:ascii="Times New Roman" w:eastAsia="Times New Roman" w:hAnsi="Times New Roman" w:cs="Times New Roman"/>
+          <w:sz w:val="24"/>
+          <w:szCs w:val="24"/>
+          <w:u w:val="single"/>
+          <w:lang w:eastAsia="ru-RU"/>
+        </w:rPr>
+        <w:tab/>
+      </w:r>
+      <w:r>
+        <w:rPr>
+          <w:rFonts w:ascii="Times New Roman" w:eastAsia="Times New Roman" w:hAnsi="Times New Roman" w:cs="Times New Roman"/>
+          <w:sz w:val="24"/>
+          <w:szCs w:val="24"/>
+          <w:u w:val="single"/>
+          <w:lang w:eastAsia="ru-RU"/>
+        </w:rPr>
+        <w:tab/>
       </w:r>
     </w:p>
     <w:p>
@@ -2646,16 +2618,7 @@
           <w:szCs w:val="24"/>
           <w:lang w:eastAsia="ru-RU"/>
         </w:rPr>
-        <w:t>_______________________________________________________________________________________________________________________________________</w:t>
-      </w:r>
-      <w:r>
-        <w:rPr>
-          <w:rFonts w:ascii="Times New Roman" w:eastAsia="Times New Roman" w:hAnsi="Times New Roman" w:cs="Times New Roman"/>
-          <w:sz w:val="24"/>
-          <w:szCs w:val="24"/>
-          <w:lang w:eastAsia="ru-RU"/>
-        </w:rPr>
-        <w:t>__________________</w:t>
+        <w:t>_____________________________________________________________________________</w:t>
       </w:r>
     </w:p>
     <w:p>
@@ -2725,9 +2688,18 @@
           <w:szCs w:val="24"/>
           <w:lang w:eastAsia="ru-RU"/>
         </w:rPr>
-        <w:t>Срок прохождения практики: с «___</w:t>
-      </w:r>
-      <w:proofErr w:type="gramStart"/>
+        <w:t>Срок прохождения практики: с «_</w:t>
+      </w:r>
+      <w:r>
+        <w:rPr>
+          <w:rFonts w:ascii="Times New Roman" w:eastAsia="Times New Roman" w:hAnsi="Times New Roman" w:cs="Times New Roman"/>
+          <w:sz w:val="24"/>
+          <w:szCs w:val="24"/>
+          <w:u w:val="single"/>
+          <w:lang w:eastAsia="ru-RU"/>
+        </w:rPr>
+        <w:t>27</w:t>
+      </w:r>
       <w:r>
         <w:rPr>
           <w:rFonts w:ascii="Times New Roman" w:eastAsia="Times New Roman" w:hAnsi="Times New Roman" w:cs="Times New Roman"/>
@@ -2737,15 +2709,80 @@
         </w:rPr>
         <w:t>_»_</w:t>
       </w:r>
-      <w:proofErr w:type="gramEnd"/>
-      <w:r>
-        <w:rPr>
-          <w:rFonts w:ascii="Times New Roman" w:eastAsia="Times New Roman" w:hAnsi="Times New Roman" w:cs="Times New Roman"/>
-          <w:sz w:val="24"/>
-          <w:szCs w:val="24"/>
-          <w:lang w:eastAsia="ru-RU"/>
-        </w:rPr>
-        <w:t xml:space="preserve">____________20   г. по «____»____________20    г. </w:t>
+      <w:r>
+        <w:rPr>
+          <w:rFonts w:ascii="Times New Roman" w:eastAsia="Times New Roman" w:hAnsi="Times New Roman" w:cs="Times New Roman"/>
+          <w:sz w:val="24"/>
+          <w:szCs w:val="24"/>
+          <w:u w:val="single"/>
+          <w:lang w:eastAsia="ru-RU"/>
+        </w:rPr>
+        <w:t>апреля</w:t>
+      </w:r>
+      <w:r>
+        <w:rPr>
+          <w:rFonts w:ascii="Times New Roman" w:eastAsia="Times New Roman" w:hAnsi="Times New Roman" w:cs="Times New Roman"/>
+          <w:sz w:val="24"/>
+          <w:szCs w:val="24"/>
+          <w:lang w:eastAsia="ru-RU"/>
+        </w:rPr>
+        <w:t>_20   г. по «_</w:t>
+      </w:r>
+      <w:r>
+        <w:rPr>
+          <w:rFonts w:ascii="Times New Roman" w:eastAsia="Times New Roman" w:hAnsi="Times New Roman" w:cs="Times New Roman"/>
+          <w:sz w:val="24"/>
+          <w:szCs w:val="24"/>
+          <w:u w:val="single"/>
+          <w:lang w:eastAsia="ru-RU"/>
+        </w:rPr>
+        <w:t>26</w:t>
+      </w:r>
+      <w:r>
+        <w:rPr>
+          <w:rFonts w:ascii="Times New Roman" w:eastAsia="Times New Roman" w:hAnsi="Times New Roman" w:cs="Times New Roman"/>
+          <w:sz w:val="24"/>
+          <w:szCs w:val="24"/>
+          <w:lang w:eastAsia="ru-RU"/>
+        </w:rPr>
+        <w:t>_»__</w:t>
+      </w:r>
+      <w:r>
+        <w:rPr>
+          <w:rFonts w:ascii="Times New Roman" w:eastAsia="Times New Roman" w:hAnsi="Times New Roman" w:cs="Times New Roman"/>
+          <w:sz w:val="24"/>
+          <w:szCs w:val="24"/>
+          <w:u w:val="single"/>
+          <w:lang w:eastAsia="ru-RU"/>
+        </w:rPr>
+        <w:t>мая</w:t>
+      </w:r>
+      <w:r>
+        <w:rPr>
+          <w:rFonts w:ascii="Times New Roman" w:eastAsia="Times New Roman" w:hAnsi="Times New Roman" w:cs="Times New Roman"/>
+          <w:sz w:val="24"/>
+          <w:szCs w:val="24"/>
+          <w:lang w:eastAsia="ru-RU"/>
+        </w:rPr>
+        <w:t>____20</w:t>
+      </w:r>
+      <w:r>
+        <w:rPr>
+          <w:rFonts w:ascii="Times New Roman" w:eastAsia="Times New Roman" w:hAnsi="Times New Roman" w:cs="Times New Roman"/>
+          <w:sz w:val="24"/>
+          <w:szCs w:val="24"/>
+          <w:lang w:eastAsia="ru-RU"/>
+        </w:rPr>
+        <w:t>26</w:t>
+      </w:r>
+      <w:r>
+        <w:rPr>
+          <w:rFonts w:ascii="Times New Roman" w:eastAsia="Times New Roman" w:hAnsi="Times New Roman" w:cs="Times New Roman"/>
+          <w:sz w:val="24"/>
+          <w:szCs w:val="24"/>
+          <w:lang w:eastAsia="ru-RU"/>
+        </w:rPr>
+        <w:t xml:space="preserve">  г. </w:t>
       </w:r>
     </w:p>
     <w:p>
@@ -2862,7 +2899,37 @@
           <w:szCs w:val="24"/>
           <w:lang w:eastAsia="ru-RU"/>
         </w:rPr>
-        <w:t>От института: _______________________________________________</w:t>
+        <w:t xml:space="preserve">От института: </w:t>
+      </w:r>
+      <w:r>
+        <w:rPr>
+          <w:rFonts w:ascii="Times New Roman" w:eastAsia="Times New Roman" w:hAnsi="Times New Roman" w:cs="Times New Roman"/>
+          <w:sz w:val="24"/>
+          <w:szCs w:val="24"/>
+          <w:u w:val="single"/>
+          <w:lang w:eastAsia="ru-RU"/>
+        </w:rPr>
+        <w:t>Н</w:t>
+      </w:r>
+      <w:r>
+        <w:rPr>
+          <w:rFonts w:ascii="Times New Roman" w:eastAsia="Times New Roman" w:hAnsi="Times New Roman" w:cs="Times New Roman"/>
+          <w:sz w:val="24"/>
+          <w:szCs w:val="24"/>
+          <w:u w:val="single"/>
+          <w:lang w:eastAsia="ru-RU"/>
+        </w:rPr>
+        <w:t xml:space="preserve">.М. Трубилов, </w:t>
+      </w:r>
+      <w:r>
+        <w:rPr>
+          <w:rFonts w:ascii="Times New Roman" w:eastAsia="Times New Roman" w:hAnsi="Times New Roman" w:cs="Times New Roman"/>
+          <w:sz w:val="24"/>
+          <w:szCs w:val="24"/>
+          <w:u w:val="single"/>
+          <w:lang w:eastAsia="ru-RU"/>
+        </w:rPr>
+        <w:t>заместитель директора библиотечно-ресурсного центра</w:t>
       </w:r>
     </w:p>
     <w:p>
@@ -2965,48 +3032,46 @@
           <w:szCs w:val="20"/>
           <w:lang w:eastAsia="ru-RU"/>
         </w:rPr>
-        <w:t>(при наличии</w:t>
-      </w:r>
-      <w:proofErr w:type="gramStart"/>
-      <w:r>
-        <w:rPr>
-          <w:rFonts w:ascii="Times New Roman" w:eastAsia="Times New Roman" w:hAnsi="Times New Roman" w:cs="Times New Roman"/>
-          <w:i/>
-          <w:sz w:val="20"/>
-          <w:szCs w:val="20"/>
-          <w:lang w:eastAsia="ru-RU"/>
-        </w:rPr>
-        <w:t>)</w:t>
-      </w:r>
-      <w:r>
-        <w:rPr>
-          <w:rFonts w:ascii="Times New Roman" w:eastAsia="Times New Roman" w:hAnsi="Times New Roman" w:cs="Times New Roman"/>
-          <w:b/>
-          <w:sz w:val="24"/>
-          <w:szCs w:val="24"/>
-          <w:lang w:eastAsia="ru-RU"/>
-        </w:rPr>
-        <w:t xml:space="preserve">:   </w:t>
-      </w:r>
-      <w:proofErr w:type="gramEnd"/>
-      <w:r>
-        <w:rPr>
-          <w:rFonts w:ascii="Times New Roman" w:eastAsia="Times New Roman" w:hAnsi="Times New Roman" w:cs="Times New Roman"/>
-          <w:b/>
-          <w:sz w:val="24"/>
-          <w:szCs w:val="24"/>
-          <w:lang w:eastAsia="ru-RU"/>
-        </w:rPr>
-        <w:t xml:space="preserve">           </w:t>
-      </w:r>
-      <w:r>
-        <w:rPr>
-          <w:rFonts w:ascii="Times New Roman" w:eastAsia="Times New Roman" w:hAnsi="Times New Roman" w:cs="Times New Roman"/>
-          <w:sz w:val="24"/>
-          <w:szCs w:val="24"/>
-          <w:lang w:eastAsia="ru-RU"/>
-        </w:rPr>
-        <w:t>___________________________________</w:t>
+        <w:t>(при наличии)</w:t>
+      </w:r>
+      <w:r>
+        <w:rPr>
+          <w:rFonts w:ascii="Times New Roman" w:eastAsia="Times New Roman" w:hAnsi="Times New Roman" w:cs="Times New Roman"/>
+          <w:b/>
+          <w:sz w:val="24"/>
+          <w:szCs w:val="24"/>
+          <w:lang w:eastAsia="ru-RU"/>
+        </w:rPr>
+        <w:t xml:space="preserve">:              </w:t>
+      </w:r>
+      <w:r>
+        <w:rPr>
+          <w:rFonts w:ascii="Times New Roman" w:eastAsia="Times New Roman" w:hAnsi="Times New Roman" w:cs="Times New Roman"/>
+          <w:sz w:val="24"/>
+          <w:szCs w:val="24"/>
+          <w:u w:val="single"/>
+          <w:lang w:eastAsia="ru-RU"/>
+        </w:rPr>
+        <w:t>С.М. Митричев</w:t>
+      </w:r>
+      <w:r>
+        <w:rPr>
+          <w:rFonts w:ascii="Times New Roman" w:eastAsia="Times New Roman" w:hAnsi="Times New Roman" w:cs="Times New Roman"/>
+          <w:sz w:val="24"/>
+          <w:szCs w:val="24"/>
+          <w:u w:val="single"/>
+          <w:lang w:eastAsia="ru-RU"/>
+        </w:rPr>
+        <w:t>, руководитель отдела разработки</w:t>
+      </w:r>
+      <w:r>
+        <w:rPr>
+          <w:rFonts w:ascii="Times New Roman" w:eastAsia="Times New Roman" w:hAnsi="Times New Roman" w:cs="Times New Roman"/>
+          <w:sz w:val="24"/>
+          <w:szCs w:val="24"/>
+          <w:lang w:eastAsia="ru-RU"/>
+        </w:rPr>
+        <w:t>___________</w:t>
       </w:r>
     </w:p>
     <w:p>
@@ -3100,7 +3165,26 @@
           <w:szCs w:val="24"/>
           <w:lang w:eastAsia="ru-RU"/>
         </w:rPr>
-        <w:t xml:space="preserve">     _______________________                       _____________________</w:t>
+        <w:t xml:space="preserve">     _______________________                       ____</w:t>
+      </w:r>
+      <w:r>
+        <w:rPr>
+          <w:rFonts w:ascii="Times New Roman" w:eastAsia="Times New Roman" w:hAnsi="Times New Roman" w:cs="Times New Roman"/>
+          <w:sz w:val="24"/>
+          <w:szCs w:val="24"/>
+          <w:u w:val="single"/>
+          <w:lang w:eastAsia="ru-RU"/>
+        </w:rPr>
+        <w:t>Соколов Д.А</w:t>
+      </w:r>
+      <w:r>
+        <w:rPr>
+          <w:rFonts w:ascii="Times New Roman" w:eastAsia="Times New Roman" w:hAnsi="Times New Roman" w:cs="Times New Roman"/>
+          <w:sz w:val="24"/>
+          <w:szCs w:val="24"/>
+          <w:lang w:eastAsia="ru-RU"/>
+        </w:rPr>
+        <w:t>______</w:t>
       </w:r>
     </w:p>
     <w:p>
@@ -3127,29 +3211,7 @@
           <w:szCs w:val="20"/>
           <w:lang w:eastAsia="ru-RU"/>
         </w:rPr>
-        <w:t xml:space="preserve">(подпись </w:t>
-      </w:r>
-      <w:proofErr w:type="gramStart"/>
-      <w:r>
-        <w:rPr>
-          <w:rFonts w:ascii="Times New Roman" w:eastAsia="Times New Roman" w:hAnsi="Times New Roman" w:cs="Times New Roman"/>
-          <w:i/>
-          <w:sz w:val="20"/>
-          <w:szCs w:val="20"/>
-          <w:lang w:eastAsia="ru-RU"/>
-        </w:rPr>
-        <w:t xml:space="preserve">обучающегося)   </w:t>
-      </w:r>
-      <w:proofErr w:type="gramEnd"/>
-      <w:r>
-        <w:rPr>
-          <w:rFonts w:ascii="Times New Roman" w:eastAsia="Times New Roman" w:hAnsi="Times New Roman" w:cs="Times New Roman"/>
-          <w:i/>
-          <w:sz w:val="20"/>
-          <w:szCs w:val="20"/>
-          <w:lang w:eastAsia="ru-RU"/>
-        </w:rPr>
-        <w:t xml:space="preserve">                                (И.О. Фамилия</w:t>
+        <w:t>(подпись обучающегося)                                   (И.О. Фамилия</w:t>
       </w:r>
       <w:r>
         <w:rPr>
@@ -3231,27 +3293,25 @@
           <w:szCs w:val="24"/>
           <w:lang w:eastAsia="ru-RU"/>
         </w:rPr>
-        <w:t xml:space="preserve">г. Нижний </w:t>
-      </w:r>
-      <w:proofErr w:type="gramStart"/>
-      <w:r>
-        <w:rPr>
-          <w:rFonts w:ascii="Times New Roman" w:eastAsia="Times New Roman" w:hAnsi="Times New Roman" w:cs="Times New Roman"/>
-          <w:sz w:val="24"/>
-          <w:szCs w:val="24"/>
-          <w:lang w:eastAsia="ru-RU"/>
-        </w:rPr>
-        <w:t>Новгород ,</w:t>
-      </w:r>
-      <w:proofErr w:type="gramEnd"/>
-      <w:r>
-        <w:rPr>
-          <w:rFonts w:ascii="Times New Roman" w:eastAsia="Times New Roman" w:hAnsi="Times New Roman" w:cs="Times New Roman"/>
-          <w:sz w:val="24"/>
-          <w:szCs w:val="24"/>
-          <w:lang w:eastAsia="ru-RU"/>
-        </w:rPr>
-        <w:t xml:space="preserve">  20 ___ г.</w:t>
+        <w:t>г. Нижний Новгород ,  20</w:t>
+      </w:r>
+      <w:r>
+        <w:rPr>
+          <w:rFonts w:ascii="Times New Roman" w:eastAsia="Times New Roman" w:hAnsi="Times New Roman" w:cs="Times New Roman"/>
+          <w:sz w:val="24"/>
+          <w:szCs w:val="24"/>
+          <w:lang w:val="en-US" w:eastAsia="ru-RU"/>
+        </w:rPr>
+        <w:t>26</w:t>
+      </w:r>
+      <w:r>
+        <w:rPr>
+          <w:rFonts w:ascii="Times New Roman" w:eastAsia="Times New Roman" w:hAnsi="Times New Roman" w:cs="Times New Roman"/>
+          <w:sz w:val="24"/>
+          <w:szCs w:val="24"/>
+          <w:lang w:eastAsia="ru-RU"/>
+        </w:rPr>
+        <w:t xml:space="preserve"> г.</w:t>
       </w:r>
     </w:p>
     <w:sectPr>
@@ -3265,7 +3325,7 @@
 </file>
 
 <file path=word/numbering.xml><?xml version="1.0" encoding="utf-8"?>
-<w:numbering xmlns:wpc="http://schemas.microsoft.com/office/word/2010/wordprocessingCanvas" xmlns:cx="http://schemas.microsoft.com/office/drawing/2014/chartex" xmlns:mc="http://schemas.openxmlformats.org/markup-compatibility/2006" xmlns:o="urn:schemas-microsoft-com:office:office" xmlns:r="http://schemas.openxmlformats.org/officeDocument/2006/relationships" xmlns:m="http://schemas.openxmlformats.org/officeDocument/2006/math" xmlns:v="urn:schemas-microsoft-com:vml" xmlns:wp14="http://schemas.microsoft.com/office/word/2010/wordprocessingDrawing" xmlns:wp="http://schemas.openxmlformats.org/drawingml/2006/wordprocessingDrawing" xmlns:w10="urn:schemas-microsoft-com:office:word" xmlns:w="http://schemas.openxmlformats.org/wordprocessingml/2006/main" xmlns:w14="http://schemas.microsoft.com/office/word/2010/wordml" xmlns:w15="http://schemas.microsoft.com/office/word/2012/wordml" xmlns:w16se="http://schemas.microsoft.com/office/word/2015/wordml/symex" xmlns:wpg="http://schemas.microsoft.com/office/word/2010/wordprocessingGroup" xmlns:wpi="http://schemas.microsoft.com/office/word/2010/wordprocessingInk" xmlns:wne="http://schemas.microsoft.com/office/word/2006/wordml" xmlns:wps="http://schemas.microsoft.com/office/word/2010/wordprocessingShape" mc:Ignorable="w14 w15 w16se wp14">
+<w:numbering xmlns:wpc="http://schemas.microsoft.com/office/word/2010/wordprocessingCanvas" xmlns:cx="http://schemas.microsoft.com/office/drawing/2014/chartex" xmlns:cx1="http://schemas.microsoft.com/office/drawing/2015/9/8/chartex" xmlns:cx2="http://schemas.microsoft.com/office/drawing/2015/10/21/chartex" xmlns:cx3="http://schemas.microsoft.com/office/drawing/2016/5/9/chartex" xmlns:cx4="http://schemas.microsoft.com/office/drawing/2016/5/10/chartex" xmlns:cx5="http://schemas.microsoft.com/office/drawing/2016/5/11/chartex" xmlns:cx6="http://schemas.microsoft.com/office/drawing/2016/5/12/chartex" xmlns:cx7="http://schemas.microsoft.com/office/drawing/2016/5/13/chartex" xmlns:cx8="http://schemas.microsoft.com/office/drawing/2016/5/14/chartex" xmlns:mc="http://schemas.openxmlformats.org/markup-compatibility/2006" xmlns:aink="http://schemas.microsoft.com/office/drawing/2016/ink" xmlns:am3d="http://schemas.microsoft.com/office/drawing/2017/model3d" xmlns:o="urn:schemas-microsoft-com:office:office" xmlns:oel="http://schemas.microsoft.com/office/2019/extlst" xmlns:r="http://schemas.openxmlformats.org/officeDocument/2006/relationships" xmlns:m="http://schemas.openxmlformats.org/officeDocument/2006/math" xmlns:v="urn:schemas-microsoft-com:vml" xmlns:wp14="http://schemas.microsoft.com/office/word/2010/wordprocessingDrawing" xmlns:wp="http://schemas.openxmlformats.org/drawingml/2006/wordprocessingDrawing" xmlns:w10="urn:schemas-microsoft-com:office:word" xmlns:w="http://schemas.openxmlformats.org/wordprocessingml/2006/main" xmlns:w14="http://schemas.microsoft.com/office/word/2010/wordml" xmlns:w15="http://schemas.microsoft.com/office/word/2012/wordml" xmlns:w16cex="http://schemas.microsoft.com/office/word/2018/wordml/cex" xmlns:w16cid="http://schemas.microsoft.com/office/word/2016/wordml/cid" xmlns:w16="http://schemas.microsoft.com/office/word/2018/wordml" xmlns:w16sdtdh="http://schemas.microsoft.com/office/word/2020/wordml/sdtdatahash" xmlns:w16se="http://schemas.microsoft.com/office/word/2015/wordml/symex" xmlns:wpg="http://schemas.microsoft.com/office/word/2010/wordprocessingGroup" xmlns:wpi="http://schemas.microsoft.com/office/word/2010/wordprocessingInk" xmlns:wne="http://schemas.microsoft.com/office/word/2006/wordml" xmlns:wps="http://schemas.microsoft.com/office/word/2010/wordprocessingShape" mc:Ignorable="w14 w15 w16se w16cid w16 w16cex w16sdtdh wp14">
   <w:abstractNum w:abstractNumId="0" w15:restartNumberingAfterBreak="0">
     <w:nsid w:val="092D4406"/>
     <w:multiLevelType w:val="hybridMultilevel"/>
@@ -3783,26 +3843,26 @@
       </w:rPr>
     </w:lvl>
   </w:abstractNum>
-  <w:num w:numId="1">
+  <w:num w:numId="1" w16cid:durableId="896816947">
     <w:abstractNumId w:val="3"/>
   </w:num>
-  <w:num w:numId="2">
+  <w:num w:numId="2" w16cid:durableId="1804689344">
     <w:abstractNumId w:val="0"/>
   </w:num>
-  <w:num w:numId="3">
+  <w:num w:numId="3" w16cid:durableId="267004774">
     <w:abstractNumId w:val="2"/>
   </w:num>
-  <w:num w:numId="4">
+  <w:num w:numId="4" w16cid:durableId="1133451460">
     <w:abstractNumId w:val="1"/>
   </w:num>
-  <w:num w:numId="5">
+  <w:num w:numId="5" w16cid:durableId="1753814439">
     <w:abstractNumId w:val="4"/>
   </w:num>
 </w:numbering>
 </file>
 
 <file path=word/styles.xml><?xml version="1.0" encoding="utf-8"?>
-<w:styles xmlns:mc="http://schemas.openxmlformats.org/markup-compatibility/2006" xmlns:r="http://schemas.openxmlformats.org/officeDocument/2006/relationships" xmlns:w="http://schemas.openxmlformats.org/wordprocessingml/2006/main" xmlns:w14="http://schemas.microsoft.com/office/word/2010/wordml" xmlns:w15="http://schemas.microsoft.com/office/word/2012/wordml" xmlns:w16se="http://schemas.microsoft.com/office/word/2015/wordml/symex" mc:Ignorable="w14 w15 w16se">
+<w:styles xmlns:mc="http://schemas.openxmlformats.org/markup-compatibility/2006" xmlns:r="http://schemas.openxmlformats.org/officeDocument/2006/relationships" xmlns:w="http://schemas.openxmlformats.org/wordprocessingml/2006/main" xmlns:w14="http://schemas.microsoft.com/office/word/2010/wordml" xmlns:w15="http://schemas.microsoft.com/office/word/2012/wordml" xmlns:w16cex="http://schemas.microsoft.com/office/word/2018/wordml/cex" xmlns:w16cid="http://schemas.microsoft.com/office/word/2016/wordml/cid" xmlns:w16="http://schemas.microsoft.com/office/word/2018/wordml" xmlns:w16sdtdh="http://schemas.microsoft.com/office/word/2020/wordml/sdtdatahash" xmlns:w16se="http://schemas.microsoft.com/office/word/2015/wordml/symex" mc:Ignorable="w14 w15 w16se w16cid w16 w16cex w16sdtdh">
   <w:docDefaults>
     <w:rPrDefault>
       <w:rPr>
@@ -3818,7 +3878,7 @@
       </w:pPr>
     </w:pPrDefault>
   </w:docDefaults>
-  <w:latentStyles w:defLockedState="0" w:defUIPriority="99" w:defSemiHidden="0" w:defUnhideWhenUsed="0" w:defQFormat="0" w:count="371">
+  <w:latentStyles w:defLockedState="0" w:defUIPriority="99" w:defSemiHidden="0" w:defUnhideWhenUsed="0" w:defQFormat="0" w:count="376">
     <w:lsdException w:name="Normal" w:uiPriority="0" w:qFormat="1"/>
     <w:lsdException w:name="heading 1" w:uiPriority="9" w:qFormat="1"/>
     <w:lsdException w:name="heading 2" w:semiHidden="1" w:uiPriority="9" w:unhideWhenUsed="1" w:qFormat="1"/>
@@ -4190,6 +4250,11 @@
     <w:lsdException w:name="List Table 5 Dark Accent 6" w:uiPriority="50"/>
     <w:lsdException w:name="List Table 6 Colorful Accent 6" w:uiPriority="51"/>
     <w:lsdException w:name="List Table 7 Colorful Accent 6" w:uiPriority="52"/>
+    <w:lsdException w:name="Mention" w:semiHidden="1" w:unhideWhenUsed="1"/>
+    <w:lsdException w:name="Smart Hyperlink" w:semiHidden="1" w:unhideWhenUsed="1"/>
+    <w:lsdException w:name="Hashtag" w:semiHidden="1" w:unhideWhenUsed="1"/>
+    <w:lsdException w:name="Unresolved Mention" w:semiHidden="1" w:unhideWhenUsed="1"/>
+    <w:lsdException w:name="Smart Link" w:semiHidden="1" w:unhideWhenUsed="1"/>
   </w:latentStyles>
   <w:style w:type="paragraph" w:default="1" w:styleId="a">
     <w:name w:val="Normal"/>
